--- a/t23_s1.docx
+++ b/t23_s1.docx
@@ -3,2168 +3,998 @@
 <w:document xmlns:wpc="http://schemas.microsoft.com/office/word/2010/wordprocessingCanvas" xmlns:mo="http://schemas.microsoft.com/office/mac/office/2008/main" xmlns:mc="http://schemas.openxmlformats.org/markup-compatibility/2006" xmlns:mv="urn:schemas-microsoft-com:mac:vml" xmlns:o="urn:schemas-microsoft-com:office:office" xmlns:r="http://schemas.openxmlformats.org/officeDocument/2006/relationships" xmlns:m="http://schemas.openxmlformats.org/officeDocument/2006/math" xmlns:v="urn:schemas-microsoft-com:vml" xmlns:wp14="http://schemas.microsoft.com/office/word/2010/wordprocessingDrawing" xmlns:wp="http://schemas.openxmlformats.org/drawingml/2006/wordprocessingDrawing" xmlns:w10="urn:schemas-microsoft-com:office:word" xmlns:w="http://schemas.openxmlformats.org/wordprocessingml/2006/main" xmlns:w14="http://schemas.microsoft.com/office/word/2010/wordml" xmlns:wpg="http://schemas.microsoft.com/office/word/2010/wordprocessingGroup" xmlns:wpi="http://schemas.microsoft.com/office/word/2010/wordprocessingInk" xmlns:wne="http://schemas.microsoft.com/office/word/2006/wordml" xmlns:wps="http://schemas.microsoft.com/office/word/2010/wordprocessingShape" mc:Ignorable="w14 wp14">
   <w:body>
     <w:p>
-      <w:pPr>
-        <w:spacing w:after="20" w:before="120"/>
-      </w:pPr>
       <w:r>
-        <w:rPr>
-          <w:b/>
-          <w:sz w:val="22"/>
-        </w:rPr>
-        <w:t>Question: Abnormal, difficult, or obstructed labor is clinically termed</w:t>
+        <w:t xml:space="preserve">Question: The normal serum potassium level is:</w:t>
       </w:r>
     </w:p>
     <w:p>
-      <w:pPr>
-        <w:spacing w:after="0" w:before="0"/>
-      </w:pPr>
       <w:r>
-        <w:rPr>
-          <w:b w:val="0"/>
-          <w:sz w:val="22"/>
-        </w:rPr>
-        <w:t>(a) Precipitate labor</w:t>
+        <w:t xml:space="preserve">(a) 3.5–5.0 mEq/L</w:t>
       </w:r>
     </w:p>
     <w:p>
-      <w:pPr>
-        <w:spacing w:after="0" w:before="0"/>
-      </w:pPr>
       <w:r>
-        <w:rPr>
-          <w:b w:val="0"/>
-          <w:sz w:val="22"/>
-        </w:rPr>
-        <w:t>(b) Prolonged labor</w:t>
+        <w:t xml:space="preserve">(b) 6.5–8.0 mEq/L</w:t>
       </w:r>
     </w:p>
     <w:p>
-      <w:pPr>
-        <w:spacing w:after="0" w:before="0"/>
-      </w:pPr>
       <w:r>
-        <w:rPr>
-          <w:b w:val="0"/>
-          <w:sz w:val="22"/>
-        </w:rPr>
-        <w:t>(c) Eutocia</w:t>
+        <w:t xml:space="preserve">(c) 1.5–2.5 mEq/L</w:t>
       </w:r>
     </w:p>
     <w:p>
-      <w:pPr>
-        <w:spacing w:after="0" w:before="0"/>
-      </w:pPr>
       <w:r>
-        <w:rPr>
-          <w:b w:val="0"/>
-          <w:sz w:val="22"/>
-        </w:rPr>
-        <w:t>(d) Dystocia</w:t>
+        <w:t xml:space="preserve">(d) 8.5–10 mEq/L</w:t>
       </w:r>
     </w:p>
     <w:p>
-      <w:pPr>
-        <w:spacing w:after="0" w:before="40"/>
-      </w:pPr>
       <w:r>
-        <w:rPr>
-          <w:b/>
-          <w:sz w:val="22"/>
-        </w:rPr>
-        <w:t>Answer: d</w:t>
+        <w:t xml:space="preserve">Answer: a</w:t>
       </w:r>
     </w:p>
     <w:p>
-      <w:pPr>
-        <w:spacing w:after="0" w:before="0"/>
-      </w:pPr>
       <w:r>
-        <w:rPr>
-          <w:b w:val="0"/>
-          <w:sz w:val="21"/>
-        </w:rPr>
-        <w:t>Solution: Dystocia refers to abnormal or difficult labor characterized by slow progression due to mechanical factors (power, passenger, passage).</w:t>
+        <w:t xml:space="preserve">Solution: Normal potassium is 3.5–5.0 mEq/L. Hypokalemia causes weakness/arrhythmias; hyperkalemia causes peaked T waves and cardiac arrest.</w:t>
       </w:r>
     </w:p>
     <w:p>
-      <w:pPr>
-        <w:spacing w:after="0" w:before="0"/>
-      </w:pPr>
       <w:r>
-        <w:rPr>
-          <w:b w:val="0"/>
-          <w:sz w:val="20"/>
-        </w:rPr>
-        <w:t>Positive Marks: 1</w:t>
+        <w:t xml:space="preserve">Positive Marks: 1</w:t>
       </w:r>
     </w:p>
     <w:p>
-      <w:pPr>
-        <w:spacing w:after="160" w:before="0"/>
-      </w:pPr>
       <w:r>
-        <w:rPr>
-          <w:b w:val="0"/>
-          <w:sz w:val="20"/>
-        </w:rPr>
-        <w:t>Negative Marks: 0.25</w:t>
+        <w:t xml:space="preserve">Negative Marks: 0.25</w:t>
       </w:r>
     </w:p>
     <w:p>
-      <w:pPr>
-        <w:spacing w:after="20" w:before="120"/>
-      </w:pPr>
       <w:r>
-        <w:rPr>
-          <w:b/>
-          <w:sz w:val="22"/>
-        </w:rPr>
-        <w:t>Question: Before suturing at the end of an open abdominal surgery, what is the mandatory priority action for the scrub nurse?</w:t>
+        <w:t xml:space="preserve"/>
       </w:r>
     </w:p>
     <w:p>
-      <w:pPr>
-        <w:spacing w:after="0" w:before="0"/>
-      </w:pPr>
       <w:r>
-        <w:rPr>
-          <w:b w:val="0"/>
-          <w:sz w:val="22"/>
-        </w:rPr>
-        <w:t>(a) Change surgical gown</w:t>
+        <w:t xml:space="preserve">Question: The nurse is providing care to a patient with a pressure injury. Which intervention promotes healing?</w:t>
       </w:r>
     </w:p>
     <w:p>
-      <w:pPr>
-        <w:spacing w:after="0" w:before="0"/>
-      </w:pPr>
       <w:r>
-        <w:rPr>
-          <w:b w:val="0"/>
-          <w:sz w:val="22"/>
-        </w:rPr>
-        <w:t>(b) Perform complete sponge, needle, and instrument count with circulator</w:t>
+        <w:t xml:space="preserve">(a) Repositioning, pressure relief, wound care, and nutrition</w:t>
       </w:r>
     </w:p>
     <w:p>
-      <w:pPr>
-        <w:spacing w:after="0" w:before="0"/>
-      </w:pPr>
       <w:r>
-        <w:rPr>
-          <w:b w:val="0"/>
-          <w:sz w:val="22"/>
-        </w:rPr>
-        <w:t>(c) Clean instruments</w:t>
+        <w:t xml:space="preserve">(b) Leaving the wound open to air only</w:t>
       </w:r>
     </w:p>
     <w:p>
-      <w:pPr>
-        <w:spacing w:after="0" w:before="0"/>
-      </w:pPr>
       <w:r>
-        <w:rPr>
-          <w:b w:val="0"/>
-          <w:sz w:val="22"/>
-        </w:rPr>
-        <w:t>(d) Disinfection of OT room</w:t>
+        <w:t xml:space="preserve">(c) Restricting fluids</w:t>
       </w:r>
     </w:p>
     <w:p>
-      <w:pPr>
-        <w:spacing w:after="0" w:before="40"/>
-      </w:pPr>
       <w:r>
-        <w:rPr>
-          <w:b/>
-          <w:sz w:val="22"/>
-        </w:rPr>
-        <w:t>Answer: b</w:t>
+        <w:t xml:space="preserve">(d) Keeping the patient in one position</w:t>
       </w:r>
     </w:p>
     <w:p>
-      <w:pPr>
-        <w:spacing w:after="0" w:before="0"/>
-      </w:pPr>
       <w:r>
-        <w:rPr>
-          <w:b w:val="0"/>
-          <w:sz w:val="21"/>
-        </w:rPr>
-        <w:t>Solution: A dual, verified count of surgical sponges, needles, and instruments before peritoneal closure is mandatory to prevent retained surgical items (gossypiboma).</w:t>
+        <w:t xml:space="preserve">Answer: a</w:t>
       </w:r>
     </w:p>
     <w:p>
-      <w:pPr>
-        <w:spacing w:after="0" w:before="0"/>
-      </w:pPr>
       <w:r>
-        <w:rPr>
-          <w:b w:val="0"/>
-          <w:sz w:val="20"/>
-        </w:rPr>
-        <w:t>Positive Marks: 1</w:t>
+        <w:t xml:space="preserve">Solution: Pressure injury care — repositioning every 2 hours, pressure-relieving surfaces, appropriate wound care (cleaning, dressing), and adequate nutrition/protein promote healing.</w:t>
       </w:r>
     </w:p>
     <w:p>
-      <w:pPr>
-        <w:spacing w:after="160" w:before="0"/>
-      </w:pPr>
       <w:r>
-        <w:rPr>
-          <w:b w:val="0"/>
-          <w:sz w:val="20"/>
-        </w:rPr>
-        <w:t>Negative Marks: 0.25</w:t>
+        <w:t xml:space="preserve">Positive Marks: 1</w:t>
       </w:r>
     </w:p>
     <w:p>
-      <w:pPr>
-        <w:spacing w:after="20" w:before="120"/>
-      </w:pPr>
       <w:r>
-        <w:rPr>
-          <w:b/>
-          <w:sz w:val="22"/>
-        </w:rPr>
-        <w:t>Question: Absolute contraindicated of OCP in which condition?</w:t>
+        <w:t xml:space="preserve">Negative Marks: 0.25</w:t>
       </w:r>
     </w:p>
     <w:p>
-      <w:pPr>
-        <w:spacing w:after="0" w:before="0"/>
-      </w:pPr>
       <w:r>
-        <w:rPr>
-          <w:b w:val="0"/>
-          <w:sz w:val="22"/>
-        </w:rPr>
-        <w:t>(a) Venous thrombus</w:t>
+        <w:t xml:space="preserve"/>
       </w:r>
     </w:p>
     <w:p>
-      <w:pPr>
-        <w:spacing w:after="0" w:before="0"/>
-      </w:pPr>
       <w:r>
-        <w:rPr>
-          <w:b w:val="0"/>
-          <w:sz w:val="22"/>
-        </w:rPr>
-        <w:t>(b) Hypertension &amp; Diabetics</w:t>
+        <w:t xml:space="preserve">Question: A patient with chronic kidney disease is being taught about protein intake. The nurse should explain that:</w:t>
       </w:r>
     </w:p>
     <w:p>
-      <w:pPr>
-        <w:spacing w:after="0" w:before="0"/>
-      </w:pPr>
       <w:r>
-        <w:rPr>
-          <w:b w:val="0"/>
-          <w:sz w:val="22"/>
-        </w:rPr>
-        <w:t>(c) Migraine with aura</w:t>
+        <w:t xml:space="preserve">(a) Protein is restricted per stage to reduce urea load</w:t>
       </w:r>
     </w:p>
     <w:p>
-      <w:pPr>
-        <w:spacing w:after="0" w:before="0"/>
-      </w:pPr>
       <w:r>
-        <w:rPr>
-          <w:b w:val="0"/>
-          <w:sz w:val="22"/>
-        </w:rPr>
-        <w:t>(d) Pregnancy</w:t>
+        <w:t xml:space="preserve">(b) Protein is unlimited</w:t>
       </w:r>
     </w:p>
     <w:p>
-      <w:pPr>
-        <w:spacing w:after="0" w:before="40"/>
-      </w:pPr>
       <w:r>
-        <w:rPr>
-          <w:b/>
-          <w:sz w:val="22"/>
-        </w:rPr>
-        <w:t>Answer: d</w:t>
+        <w:t xml:space="preserve">(c) Protein is completely avoided</w:t>
       </w:r>
     </w:p>
     <w:p>
-      <w:pPr>
-        <w:spacing w:after="0" w:before="0"/>
-      </w:pPr>
       <w:r>
-        <w:rPr>
-          <w:b w:val="0"/>
-          <w:sz w:val="21"/>
-        </w:rPr>
-        <w:t>Solution: Absolute contraindication of oral contraceptive pills (OCP) includes pregnancy (option D). OCPs contain synthetic hormones that regulate the menstrual cycle and prevent pregnancy. However, they should not be used during an existing pregnancy due to the potential risks to the developing fetus. OCPs are designed to prevent pregnancy, and their use during pregnancy is not indicated. It is important for healthcare providers to screen for pregnancy before initiating OCP use and advise women to discontinue OCPs if they become pregnant. Other contraindications to OCP use include a history of blood clots, certain types of cancers, liver disease, and uncontrolled hypertension.</w:t>
+        <w:t xml:space="preserve">(d) Only animal protein is restricted</w:t>
       </w:r>
     </w:p>
     <w:p>
-      <w:pPr>
-        <w:spacing w:after="0" w:before="0"/>
-      </w:pPr>
       <w:r>
-        <w:rPr>
-          <w:b w:val="0"/>
-          <w:sz w:val="20"/>
-        </w:rPr>
-        <w:t>Positive Marks: 1</w:t>
+        <w:t xml:space="preserve">Answer: a</w:t>
       </w:r>
     </w:p>
     <w:p>
-      <w:pPr>
-        <w:spacing w:after="160" w:before="0"/>
-      </w:pPr>
       <w:r>
-        <w:rPr>
-          <w:b w:val="0"/>
-          <w:sz w:val="20"/>
-        </w:rPr>
-        <w:t>Negative Marks: 0.25</w:t>
+        <w:t xml:space="preserve">Solution: In CKD, protein is moderately restricted (per stage) to reduce urea/nitrogenous waste and delay progression — with adequate calories from other sources.</w:t>
       </w:r>
     </w:p>
     <w:p>
-      <w:pPr>
-        <w:spacing w:after="20" w:before="120"/>
-      </w:pPr>
       <w:r>
-        <w:rPr>
-          <w:b/>
-          <w:sz w:val="22"/>
-        </w:rPr>
-        <w:t>Question: The vaccine that (arms blister and leaves permanen scar in babies Is:</w:t>
+        <w:t xml:space="preserve">Positive Marks: 1</w:t>
       </w:r>
     </w:p>
     <w:p>
-      <w:pPr>
-        <w:spacing w:after="0" w:before="0"/>
-      </w:pPr>
       <w:r>
-        <w:rPr>
-          <w:b w:val="0"/>
-          <w:sz w:val="22"/>
-        </w:rPr>
-        <w:t>(a) BCG</w:t>
+        <w:t xml:space="preserve">Negative Marks: 0.25</w:t>
       </w:r>
     </w:p>
     <w:p>
-      <w:pPr>
-        <w:spacing w:after="0" w:before="0"/>
-      </w:pPr>
       <w:r>
-        <w:rPr>
-          <w:b w:val="0"/>
-          <w:sz w:val="22"/>
-        </w:rPr>
-        <w:t>(b) DPT</w:t>
+        <w:t xml:space="preserve"/>
       </w:r>
     </w:p>
     <w:p>
-      <w:pPr>
-        <w:spacing w:after="0" w:before="0"/>
-      </w:pPr>
       <w:r>
-        <w:rPr>
-          <w:b w:val="0"/>
-          <w:sz w:val="22"/>
-        </w:rPr>
-        <w:t>(c) Pentavalent</w:t>
+        <w:t xml:space="preserve">Question: A patient at 20 weeks of gestation is being assessed. The nurse should measure the fundal height, which is expected to be approximately:</w:t>
       </w:r>
     </w:p>
     <w:p>
-      <w:pPr>
-        <w:spacing w:after="0" w:before="0"/>
-      </w:pPr>
       <w:r>
-        <w:rPr>
-          <w:b w:val="0"/>
-          <w:sz w:val="22"/>
-        </w:rPr>
-        <w:t>(d) Meade.</w:t>
+        <w:t xml:space="preserve">(a) At the umbilicus</w:t>
       </w:r>
     </w:p>
     <w:p>
-      <w:pPr>
-        <w:spacing w:after="0" w:before="40"/>
-      </w:pPr>
       <w:r>
-        <w:rPr>
-          <w:b/>
-          <w:sz w:val="22"/>
-        </w:rPr>
-        <w:t>Answer: a</w:t>
+        <w:t xml:space="preserve">(b) At the symphysis pubis</w:t>
       </w:r>
     </w:p>
     <w:p>
-      <w:pPr>
-        <w:spacing w:after="0" w:before="0"/>
-      </w:pPr>
       <w:r>
-        <w:rPr>
-          <w:b w:val="0"/>
-          <w:sz w:val="21"/>
-        </w:rPr>
-        <w:t>Solution: The vaccine that can cause blistering and leave a permanent scar in babies is the BCG vaccine. The Bacillus Calmette-Gu°rin (BCG) vaccine is administered to protect against tuberculosis (TB). After receiving the BCG vaccine, a localized skin reaction typically occurs at the injection site. This reaction can include the formation of a small blister, which eventually scabs over and heals. In some cases, a small scar may remain at the injection site, although it does not cause any functional impairment. The BCG vaccine is commonly given to infants in areas where TB is prevalent.</w:t>
+        <w:t xml:space="preserve">(c) At the xiphisternum</w:t>
       </w:r>
     </w:p>
     <w:p>
-      <w:pPr>
-        <w:spacing w:after="0" w:before="0"/>
-      </w:pPr>
       <w:r>
-        <w:rPr>
-          <w:b w:val="0"/>
-          <w:sz w:val="20"/>
-        </w:rPr>
-        <w:t>Positive Marks: 1</w:t>
+        <w:t xml:space="preserve">(d) Above the umbilicus</w:t>
       </w:r>
     </w:p>
     <w:p>
-      <w:pPr>
-        <w:spacing w:after="160" w:before="0"/>
-      </w:pPr>
       <w:r>
-        <w:rPr>
-          <w:b w:val="0"/>
-          <w:sz w:val="20"/>
-        </w:rPr>
-        <w:t>Negative Marks: 0.25</w:t>
+        <w:t xml:space="preserve">Answer: a</w:t>
       </w:r>
     </w:p>
     <w:p>
-      <w:pPr>
-        <w:spacing w:after="20" w:before="120"/>
-      </w:pPr>
       <w:r>
-        <w:rPr>
-          <w:b/>
-          <w:sz w:val="22"/>
-        </w:rPr>
-        <w:t>Question: A mother diagnosed right side breast abscess, which is a right option?</w:t>
+        <w:t xml:space="preserve">Solution: At 20 weeks, the fundus is at the umbilicus (20 cm). Fundal height in cm approximates gestational age between 20–36 weeks — used to assess fetal growth.</w:t>
       </w:r>
     </w:p>
     <w:p>
-      <w:pPr>
-        <w:spacing w:after="0" w:before="0"/>
-      </w:pPr>
       <w:r>
-        <w:rPr>
-          <w:b w:val="0"/>
-          <w:sz w:val="22"/>
-        </w:rPr>
-        <w:t>(a) Offer both breast for feeding</w:t>
+        <w:t xml:space="preserve">Positive Marks: 1</w:t>
       </w:r>
     </w:p>
     <w:p>
-      <w:pPr>
-        <w:spacing w:after="0" w:before="0"/>
-      </w:pPr>
       <w:r>
-        <w:rPr>
-          <w:b w:val="0"/>
-          <w:sz w:val="22"/>
-        </w:rPr>
-        <w:t>(b) To give bromocriptine</w:t>
+        <w:t xml:space="preserve">Negative Marks: 0.25</w:t>
       </w:r>
     </w:p>
     <w:p>
-      <w:pPr>
-        <w:spacing w:after="0" w:before="0"/>
-      </w:pPr>
       <w:r>
-        <w:rPr>
-          <w:b w:val="0"/>
-          <w:sz w:val="22"/>
-        </w:rPr>
-        <w:t>(c) Suppress the lactation by given vit-B</w:t>
+        <w:t xml:space="preserve"/>
       </w:r>
     </w:p>
     <w:p>
-      <w:pPr>
-        <w:spacing w:after="0" w:before="0"/>
-      </w:pPr>
       <w:r>
-        <w:rPr>
-          <w:b w:val="0"/>
-          <w:sz w:val="22"/>
-        </w:rPr>
-        <w:t>(d) To offer left breast for feeding</w:t>
+        <w:t xml:space="preserve">Question: A 3-month-old infant with diarrhea has some dehydration. The nurse should:</w:t>
       </w:r>
     </w:p>
     <w:p>
-      <w:pPr>
-        <w:spacing w:after="0" w:before="40"/>
-      </w:pPr>
       <w:r>
-        <w:rPr>
-          <w:b/>
-          <w:sz w:val="22"/>
-        </w:rPr>
-        <w:t>Answer: a</w:t>
+        <w:t xml:space="preserve">(a) Give ORS 75 mL/kg over 4 hours and reassess</w:t>
       </w:r>
     </w:p>
     <w:p>
-      <w:pPr>
-        <w:spacing w:after="0" w:before="0"/>
-      </w:pPr>
       <w:r>
-        <w:rPr>
-          <w:b w:val="0"/>
-          <w:sz w:val="21"/>
-        </w:rPr>
-        <w:t>Solution: When a mother is diagnosed with a right-sided breast abscess, the appropriate option is to offer both breasts for feeding (option D). Breast abscess is a localized collection of pus within the breast tissue, often resulting from a bacterial infection. It is important to continue breastfeeding to facilitate milk drainage and prevent engorgement. Offering both breasts for feeding helps to maintain milk production and prevent the development of complications such as mastitis. Along with breastfeeding, proper management of the abscess, which may include antibiotic therapy and drainage if necessary, should be carried out under medical supervision.</w:t>
+        <w:t xml:space="preserve">(b) Give IV fluids immediately</w:t>
       </w:r>
     </w:p>
     <w:p>
-      <w:pPr>
-        <w:spacing w:after="0" w:before="0"/>
-      </w:pPr>
       <w:r>
-        <w:rPr>
-          <w:b w:val="0"/>
-          <w:sz w:val="20"/>
-        </w:rPr>
-        <w:t>Positive Marks: 1</w:t>
+        <w:t xml:space="preserve">(c) Give plain water</w:t>
       </w:r>
     </w:p>
     <w:p>
-      <w:pPr>
-        <w:spacing w:after="160" w:before="0"/>
-      </w:pPr>
       <w:r>
-        <w:rPr>
-          <w:b w:val="0"/>
-          <w:sz w:val="20"/>
-        </w:rPr>
-        <w:t>Negative Marks: 0.25</w:t>
+        <w:t xml:space="preserve">(d) Stop feeding</w:t>
       </w:r>
     </w:p>
     <w:p>
-      <w:pPr>
-        <w:spacing w:after="20" w:before="120"/>
-      </w:pPr>
       <w:r>
-        <w:rPr>
-          <w:b/>
-          <w:sz w:val="22"/>
-        </w:rPr>
-        <w:t>Question: Which of the following is an example of a gateway substance for substance abuse?</w:t>
+        <w:t xml:space="preserve">Answer: a</w:t>
       </w:r>
     </w:p>
     <w:p>
-      <w:pPr>
-        <w:spacing w:after="0" w:before="0"/>
-      </w:pPr>
       <w:r>
-        <w:rPr>
-          <w:b w:val="0"/>
-          <w:sz w:val="22"/>
-        </w:rPr>
-        <w:t>(a) Smoking</w:t>
+        <w:t xml:space="preserve">Solution: Some dehydration — ORS (Plan B) 75 mL/kg over 4 hours with reassessment and continued breastfeeding. IV fluids are for severe dehydration.</w:t>
       </w:r>
     </w:p>
     <w:p>
-      <w:pPr>
-        <w:spacing w:after="0" w:before="0"/>
-      </w:pPr>
       <w:r>
-        <w:rPr>
-          <w:b w:val="0"/>
-          <w:sz w:val="22"/>
-        </w:rPr>
-        <w:t>(b) Alcohol</w:t>
+        <w:t xml:space="preserve">Positive Marks: 1</w:t>
       </w:r>
     </w:p>
     <w:p>
-      <w:pPr>
-        <w:spacing w:after="0" w:before="0"/>
-      </w:pPr>
       <w:r>
-        <w:rPr>
-          <w:b w:val="0"/>
-          <w:sz w:val="22"/>
-        </w:rPr>
-        <w:t>(c) Cannabis</w:t>
+        <w:t xml:space="preserve">Negative Marks: 0.25</w:t>
       </w:r>
     </w:p>
     <w:p>
-      <w:pPr>
-        <w:spacing w:after="0" w:before="0"/>
-      </w:pPr>
       <w:r>
-        <w:rPr>
-          <w:b w:val="0"/>
-          <w:sz w:val="22"/>
-        </w:rPr>
-        <w:t>(d) All of the above</w:t>
+        <w:t xml:space="preserve"/>
       </w:r>
     </w:p>
     <w:p>
-      <w:pPr>
-        <w:spacing w:after="0" w:before="40"/>
-      </w:pPr>
       <w:r>
-        <w:rPr>
-          <w:b/>
-          <w:sz w:val="22"/>
-        </w:rPr>
-        <w:t>Answer: d</w:t>
+        <w:t xml:space="preserve">Question: A patient with schizophrenia is being assessed. Which finding is a positive symptom?</w:t>
       </w:r>
     </w:p>
     <w:p>
-      <w:pPr>
-        <w:spacing w:after="0" w:before="0"/>
-      </w:pPr>
       <w:r>
-        <w:rPr>
-          <w:b w:val="0"/>
-          <w:sz w:val="21"/>
-        </w:rPr>
-        <w:t>Solution: The gateway theory of substance abuse suggests that the use of certain substances can act as a gateway or entry point to the use of other, potentially more harmful substances. In the context of substance abuse, the examples provided in option D, which include smoking, alcohol, and cannabis, are all considered potential gateways to further substance abuse. The use of these substances may lead to increased tolerance, exposure to new social settings, or a desire for stronger effects, which can ultimately lead individuals to experiment with or progress to the use of other substances. It is important to address substance abuse and provide appropriate education, prevention, and intervention strategies to reduce the risk of gateway progression</w:t>
+        <w:t xml:space="preserve">(a) Auditory hallucinations</w:t>
       </w:r>
     </w:p>
     <w:p>
-      <w:pPr>
-        <w:spacing w:after="0" w:before="0"/>
-      </w:pPr>
       <w:r>
-        <w:rPr>
-          <w:b w:val="0"/>
-          <w:sz w:val="20"/>
-        </w:rPr>
-        <w:t>Positive Marks: 1</w:t>
+        <w:t xml:space="preserve">(b) Avolition</w:t>
       </w:r>
     </w:p>
     <w:p>
-      <w:pPr>
-        <w:spacing w:after="160" w:before="0"/>
-      </w:pPr>
       <w:r>
-        <w:rPr>
-          <w:b w:val="0"/>
-          <w:sz w:val="20"/>
-        </w:rPr>
-        <w:t>Negative Marks: 0.25</w:t>
+        <w:t xml:space="preserve">(c) Flat affect</w:t>
       </w:r>
     </w:p>
     <w:p>
-      <w:pPr>
-        <w:spacing w:after="20" w:before="120"/>
-      </w:pPr>
       <w:r>
-        <w:rPr>
-          <w:b/>
-          <w:sz w:val="22"/>
-        </w:rPr>
-        <w:t>Question: A patient in the post-op area after having a right side mastectomy. What should be the priority care for this patient?</w:t>
+        <w:t xml:space="preserve">(d) Social withdrawal</w:t>
       </w:r>
     </w:p>
     <w:p>
-      <w:pPr>
-        <w:spacing w:after="0" w:before="0"/>
-      </w:pPr>
       <w:r>
-        <w:rPr>
-          <w:b w:val="0"/>
-          <w:sz w:val="22"/>
-        </w:rPr>
-        <w:t>(a) Take BP from right side</w:t>
+        <w:t xml:space="preserve">Answer: a</w:t>
       </w:r>
     </w:p>
     <w:p>
-      <w:pPr>
-        <w:spacing w:after="0" w:before="0"/>
-      </w:pPr>
       <w:r>
-        <w:rPr>
-          <w:b w:val="0"/>
-          <w:sz w:val="22"/>
-        </w:rPr>
-        <w:t>(b) Attach pulse oximetry on left side</w:t>
+        <w:t xml:space="preserve">Solution: Positive symptoms — hallucinations, delusions, and disorganized speech/behavior. Negative symptoms — avolition, flat affect, alogia, and withdrawal.</w:t>
       </w:r>
     </w:p>
     <w:p>
-      <w:pPr>
-        <w:spacing w:after="0" w:before="0"/>
-      </w:pPr>
       <w:r>
-        <w:rPr>
-          <w:b w:val="0"/>
-          <w:sz w:val="22"/>
-        </w:rPr>
-        <w:t>(c) Take BP from left side</w:t>
+        <w:t xml:space="preserve">Positive Marks: 1</w:t>
       </w:r>
     </w:p>
     <w:p>
-      <w:pPr>
-        <w:spacing w:after="0" w:before="0"/>
-      </w:pPr>
       <w:r>
-        <w:rPr>
-          <w:b w:val="0"/>
-          <w:sz w:val="22"/>
-        </w:rPr>
-        <w:t>(d) Attach pulse oximetry on right side</w:t>
+        <w:t xml:space="preserve">Negative Marks: 0.25</w:t>
       </w:r>
     </w:p>
     <w:p>
-      <w:pPr>
-        <w:spacing w:after="0" w:before="40"/>
-      </w:pPr>
       <w:r>
-        <w:rPr>
-          <w:b/>
-          <w:sz w:val="22"/>
-        </w:rPr>
-        <w:t>Answer: c</w:t>
+        <w:t xml:space="preserve"/>
       </w:r>
     </w:p>
     <w:p>
-      <w:pPr>
-        <w:spacing w:after="0" w:before="0"/>
-      </w:pPr>
       <w:r>
-        <w:rPr>
-          <w:b w:val="0"/>
-          <w:sz w:val="21"/>
-        </w:rPr>
-        <w:t>Solution: After right-sided mastectomy, BP is taken from the left side (right arm is at risk of lymphoedema).</w:t>
+        <w:t xml:space="preserve">Question: The "Pradhan Mantri Bhartiya Janaushadhi Kendra" offers medicines for:</w:t>
       </w:r>
     </w:p>
     <w:p>
-      <w:pPr>
-        <w:spacing w:after="0" w:before="0"/>
-      </w:pPr>
       <w:r>
-        <w:rPr>
-          <w:b w:val="0"/>
-          <w:sz w:val="20"/>
-        </w:rPr>
-        <w:t>Positive Marks: 1</w:t>
+        <w:t xml:space="preserve">(a) A wide range of common diseases at low cost</w:t>
       </w:r>
     </w:p>
     <w:p>
-      <w:pPr>
-        <w:spacing w:after="160" w:before="0"/>
-      </w:pPr>
       <w:r>
-        <w:rPr>
-          <w:b w:val="0"/>
-          <w:sz w:val="20"/>
-        </w:rPr>
-        <w:t>Negative Marks: 0.25</w:t>
+        <w:t xml:space="preserve">(b) Only surgical procedures</w:t>
       </w:r>
     </w:p>
     <w:p>
-      <w:pPr>
-        <w:spacing w:after="20" w:before="120"/>
-      </w:pPr>
       <w:r>
-        <w:rPr>
-          <w:b/>
-          <w:sz w:val="22"/>
-        </w:rPr>
-        <w:t>Question: What is the recommended age to start introducing complementary foods to an infant?</w:t>
+        <w:t xml:space="preserve">(c) Only cosmetics</w:t>
       </w:r>
     </w:p>
     <w:p>
-      <w:pPr>
-        <w:spacing w:after="0" w:before="0"/>
-      </w:pPr>
       <w:r>
-        <w:rPr>
-          <w:b w:val="0"/>
-          <w:sz w:val="22"/>
-        </w:rPr>
-        <w:t>(a) 12 months</w:t>
+        <w:t xml:space="preserve">(d) No diseases</w:t>
       </w:r>
     </w:p>
     <w:p>
-      <w:pPr>
-        <w:spacing w:after="0" w:before="0"/>
-      </w:pPr>
       <w:r>
-        <w:rPr>
-          <w:b w:val="0"/>
-          <w:sz w:val="22"/>
-        </w:rPr>
-        <w:t>(b) 9 months</w:t>
+        <w:t xml:space="preserve">Answer: a</w:t>
       </w:r>
     </w:p>
     <w:p>
-      <w:pPr>
-        <w:spacing w:after="0" w:before="0"/>
-      </w:pPr>
       <w:r>
-        <w:rPr>
-          <w:b w:val="0"/>
-          <w:sz w:val="22"/>
-        </w:rPr>
-        <w:t>(c) 3 months</w:t>
+        <w:t xml:space="preserve">Solution: Jan Aushadhi Kendras stock a wide range of generic medicines for common and chronic diseases — at 50–90% lower prices.</w:t>
       </w:r>
     </w:p>
     <w:p>
-      <w:pPr>
-        <w:spacing w:after="0" w:before="0"/>
-      </w:pPr>
       <w:r>
-        <w:rPr>
-          <w:b w:val="0"/>
-          <w:sz w:val="22"/>
-        </w:rPr>
-        <w:t>(d) 6 months</w:t>
+        <w:t xml:space="preserve">Positive Marks: 1</w:t>
       </w:r>
     </w:p>
     <w:p>
-      <w:pPr>
-        <w:spacing w:after="0" w:before="40"/>
-      </w:pPr>
       <w:r>
-        <w:rPr>
-          <w:b/>
-          <w:sz w:val="22"/>
-        </w:rPr>
-        <w:t>Answer: d</w:t>
+        <w:t xml:space="preserve">Negative Marks: 0.25</w:t>
       </w:r>
     </w:p>
     <w:p>
-      <w:pPr>
-        <w:spacing w:after="0" w:before="0"/>
-      </w:pPr>
       <w:r>
-        <w:rPr>
-          <w:b w:val="0"/>
-          <w:sz w:val="21"/>
-        </w:rPr>
-        <w:t>Solution: The recommended age to start introducing complementary foods to an infant is 6 months. Complementary foods refer to any solid or semi-solid foods introduced to the infant's diet in addition to breast milk or formula. At the age of 6 months, infants require additional nutrients that cannot be provided by breast milk or formula alone. The complementary foods should be introduced gradually, starting with small amounts and single-ingredient foods to assess any allergic reactions. The complementary foods should be soft and mashed to avoid choking hazards, and the baby should be seated upright while feeding (Perry, A. G., Potter, P. A., Ostendorf, W., &amp; Hall, A. M. (2017). Clinical nursing skills &amp; techniques. Elsevier Health Sciences. ).</w:t>
+        <w:t xml:space="preserve"/>
       </w:r>
     </w:p>
     <w:p>
-      <w:pPr>
-        <w:spacing w:after="0" w:before="0"/>
-      </w:pPr>
       <w:r>
-        <w:rPr>
-          <w:b w:val="0"/>
-          <w:sz w:val="20"/>
-        </w:rPr>
-        <w:t>Positive Marks: 1</w:t>
+        <w:t xml:space="preserve">Question: The nurse is to administer 14 mg of a medication. The vial contains 7 mg/mL. The volume to give is:</w:t>
       </w:r>
     </w:p>
     <w:p>
-      <w:pPr>
-        <w:spacing w:after="160" w:before="0"/>
-      </w:pPr>
       <w:r>
-        <w:rPr>
-          <w:b w:val="0"/>
-          <w:sz w:val="20"/>
-        </w:rPr>
-        <w:t>Negative Marks: 0.25</w:t>
+        <w:t xml:space="preserve">(a) 1 mL</w:t>
       </w:r>
     </w:p>
     <w:p>
-      <w:pPr>
-        <w:spacing w:after="20" w:before="120"/>
-      </w:pPr>
       <w:r>
-        <w:rPr>
-          <w:b/>
-          <w:sz w:val="22"/>
-        </w:rPr>
-        <w:t>Question: A client with status asthmaticus is receiving nebulized albuterol. Which finding indicates the treatment is effective?</w:t>
+        <w:t xml:space="preserve">(b) 2 mL</w:t>
       </w:r>
     </w:p>
     <w:p>
-      <w:pPr>
-        <w:spacing w:after="0" w:before="0"/>
-      </w:pPr>
       <w:r>
-        <w:rPr>
-          <w:b w:val="0"/>
-          <w:sz w:val="22"/>
-        </w:rPr>
-        <w:t>(a) Wheezing becomes louder</w:t>
+        <w:t xml:space="preserve">(c) 3 mL</w:t>
       </w:r>
     </w:p>
     <w:p>
-      <w:pPr>
-        <w:spacing w:after="0" w:before="0"/>
-      </w:pPr>
       <w:r>
-        <w:rPr>
-          <w:b w:val="0"/>
-          <w:sz w:val="22"/>
-        </w:rPr>
-        <w:t>(b) SpO2 falls to 88%</w:t>
+        <w:t xml:space="preserve">(d) 4 mL</w:t>
       </w:r>
     </w:p>
     <w:p>
-      <w:pPr>
-        <w:spacing w:after="0" w:before="0"/>
-      </w:pPr>
       <w:r>
-        <w:rPr>
-          <w:b w:val="0"/>
-          <w:sz w:val="22"/>
-        </w:rPr>
-        <w:t>(c) Respiratory rate decreases from 32 to 20 breaths/min</w:t>
+        <w:t xml:space="preserve">Answer: b</w:t>
       </w:r>
     </w:p>
     <w:p>
-      <w:pPr>
-        <w:spacing w:after="0" w:before="0"/>
-      </w:pPr>
       <w:r>
-        <w:rPr>
-          <w:b w:val="0"/>
-          <w:sz w:val="22"/>
-        </w:rPr>
-        <w:t>(d) Client reports chest tightness</w:t>
+        <w:t xml:space="preserve">Solution: Volume = 14 ÷ 7 = 2 mL.</w:t>
       </w:r>
     </w:p>
     <w:p>
-      <w:pPr>
-        <w:spacing w:after="0" w:before="40"/>
-      </w:pPr>
       <w:r>
-        <w:rPr>
-          <w:b/>
-          <w:sz w:val="22"/>
-        </w:rPr>
-        <w:t>Answer: c</w:t>
+        <w:t xml:space="preserve">Positive Marks: 1</w:t>
       </w:r>
     </w:p>
     <w:p>
-      <w:pPr>
-        <w:spacing w:after="0" w:before="0"/>
-      </w:pPr>
       <w:r>
-        <w:rPr>
-          <w:b w:val="0"/>
-          <w:sz w:val="21"/>
-        </w:rPr>
-        <w:t>Solution: A falling respiratory rate with improving air entry indicates bronchodilation. Louder wheezing may actually signal improved air movement, but the clearest sign of improvement is a normalizing respiratory rate and oxygenation.</w:t>
+        <w:t xml:space="preserve">Negative Marks: 0.25</w:t>
       </w:r>
     </w:p>
     <w:p>
-      <w:pPr>
-        <w:spacing w:after="0" w:before="0"/>
-      </w:pPr>
       <w:r>
-        <w:rPr>
-          <w:b w:val="0"/>
-          <w:sz w:val="20"/>
-        </w:rPr>
-        <w:t>Positive Marks: 1</w:t>
+        <w:t xml:space="preserve"/>
       </w:r>
     </w:p>
     <w:p>
-      <w:pPr>
-        <w:spacing w:after="160" w:before="0"/>
-      </w:pPr>
       <w:r>
-        <w:rPr>
-          <w:b w:val="0"/>
-          <w:sz w:val="20"/>
-        </w:rPr>
-        <w:t>Negative Marks: 0.25</w:t>
+        <w:t xml:space="preserve">Question: The primary function of the kidneys is:</w:t>
       </w:r>
     </w:p>
     <w:p>
-      <w:pPr>
-        <w:spacing w:after="20" w:before="120"/>
-      </w:pPr>
       <w:r>
-        <w:rPr>
-          <w:b/>
-          <w:sz w:val="22"/>
-        </w:rPr>
-        <w:t>Question: A client receiving IV oxytocin for labor augmentation has a fetal heart rate of 90 beats/min with late decelerations. What should the nurse do FIRST?</w:t>
+        <w:t xml:space="preserve">(a) Filtering blood and excreting waste as urine</w:t>
       </w:r>
     </w:p>
     <w:p>
-      <w:pPr>
-        <w:spacing w:after="0" w:before="0"/>
-      </w:pPr>
       <w:r>
-        <w:rPr>
-          <w:b w:val="0"/>
-          <w:sz w:val="22"/>
-        </w:rPr>
-        <w:t>(a) Stop the oxytocin infusion</w:t>
+        <w:t xml:space="preserve">(b) Digesting food</w:t>
       </w:r>
     </w:p>
     <w:p>
-      <w:pPr>
-        <w:spacing w:after="0" w:before="0"/>
-      </w:pPr>
       <w:r>
-        <w:rPr>
-          <w:b w:val="0"/>
-          <w:sz w:val="22"/>
-        </w:rPr>
-        <w:t>(b) Increase the infusion rate</w:t>
+        <w:t xml:space="preserve">(c) Producing bile</w:t>
       </w:r>
     </w:p>
     <w:p>
-      <w:pPr>
-        <w:spacing w:after="0" w:before="0"/>
-      </w:pPr>
       <w:r>
-        <w:rPr>
-          <w:b w:val="0"/>
-          <w:sz w:val="22"/>
-        </w:rPr>
-        <w:t>(c) Turn the client onto her back</w:t>
+        <w:t xml:space="preserve">(d) Regulating body temperature</w:t>
       </w:r>
     </w:p>
     <w:p>
-      <w:pPr>
-        <w:spacing w:after="0" w:before="0"/>
-      </w:pPr>
       <w:r>
-        <w:rPr>
-          <w:b w:val="0"/>
-          <w:sz w:val="22"/>
-        </w:rPr>
-        <w:t>(d) Administer an IV fluid bolus of 500 mL</w:t>
+        <w:t xml:space="preserve">Answer: a</w:t>
       </w:r>
     </w:p>
     <w:p>
-      <w:pPr>
-        <w:spacing w:after="0" w:before="40"/>
-      </w:pPr>
       <w:r>
-        <w:rPr>
-          <w:b/>
-          <w:sz w:val="22"/>
-        </w:rPr>
-        <w:t>Answer: a</w:t>
+        <w:t xml:space="preserve">Solution: The kidneys filter blood, excrete waste (urea, creatinine) and excess water/electrolytes as urine, and regulate acid-base and blood pressure (renin). The liver produces bile.</w:t>
       </w:r>
     </w:p>
     <w:p>
-      <w:pPr>
-        <w:spacing w:after="0" w:before="0"/>
-      </w:pPr>
       <w:r>
-        <w:rPr>
-          <w:b w:val="0"/>
-          <w:sz w:val="21"/>
-        </w:rPr>
-        <w:t>Solution: Late decelerations indicate uteroplacental insufficiency; the oxytocin is stopped immediately, the client turned to the left side, and oxygen and fluids given while the provider is notified.</w:t>
+        <w:t xml:space="preserve">Positive Marks: 1</w:t>
       </w:r>
     </w:p>
     <w:p>
-      <w:pPr>
-        <w:spacing w:after="0" w:before="0"/>
-      </w:pPr>
       <w:r>
-        <w:rPr>
-          <w:b w:val="0"/>
-          <w:sz w:val="20"/>
-        </w:rPr>
-        <w:t>Positive Marks: 1</w:t>
+        <w:t xml:space="preserve">Negative Marks: 0.25</w:t>
       </w:r>
     </w:p>
     <w:p>
-      <w:pPr>
-        <w:spacing w:after="160" w:before="0"/>
-      </w:pPr>
       <w:r>
-        <w:rPr>
-          <w:b w:val="0"/>
-          <w:sz w:val="20"/>
-        </w:rPr>
-        <w:t>Negative Marks: 0.25</w:t>
+        <w:t xml:space="preserve"/>
       </w:r>
     </w:p>
     <w:p>
-      <w:pPr>
-        <w:spacing w:after="20" w:before="120"/>
-      </w:pPr>
       <w:r>
-        <w:rPr>
-          <w:b/>
-          <w:sz w:val="22"/>
-        </w:rPr>
-        <w:t>Question: Which of the following vaccines should be given soon after birth?</w:t>
+        <w:t xml:space="preserve">Question: A patient with a fractured wrist in a cast is being discharged. The nurse should teach the patient to:</w:t>
       </w:r>
     </w:p>
     <w:p>
-      <w:pPr>
-        <w:spacing w:after="0" w:before="0"/>
-      </w:pPr>
       <w:r>
-        <w:rPr>
-          <w:b w:val="0"/>
-          <w:sz w:val="22"/>
-        </w:rPr>
-        <w:t>(a) BCG</w:t>
+        <w:t xml:space="preserve">(a) Report numbness, pallor, or severe pain in the fingers</w:t>
       </w:r>
     </w:p>
     <w:p>
-      <w:pPr>
-        <w:spacing w:after="0" w:before="0"/>
-      </w:pPr>
       <w:r>
-        <w:rPr>
-          <w:b w:val="0"/>
-          <w:sz w:val="22"/>
-        </w:rPr>
-        <w:t>(b) Hep-B</w:t>
+        <w:t xml:space="preserve">(b) Insert a hanger to scratch</w:t>
       </w:r>
     </w:p>
     <w:p>
-      <w:pPr>
-        <w:spacing w:after="0" w:before="0"/>
-      </w:pPr>
       <w:r>
-        <w:rPr>
-          <w:b w:val="0"/>
-          <w:sz w:val="22"/>
-        </w:rPr>
-        <w:t>(c) Diphtheria</w:t>
+        <w:t xml:space="preserve">(c) Remove the cast in water</w:t>
       </w:r>
     </w:p>
     <w:p>
-      <w:pPr>
-        <w:spacing w:after="0" w:before="0"/>
-      </w:pPr>
       <w:r>
-        <w:rPr>
-          <w:b w:val="0"/>
-          <w:sz w:val="22"/>
-        </w:rPr>
-        <w:t>(d) OPV</w:t>
+        <w:t xml:space="preserve">(d) Skip follow-up</w:t>
       </w:r>
     </w:p>
     <w:p>
-      <w:pPr>
-        <w:spacing w:after="0" w:before="40"/>
-      </w:pPr>
       <w:r>
-        <w:rPr>
-          <w:b/>
-          <w:sz w:val="22"/>
-        </w:rPr>
-        <w:t>Answer: b</w:t>
+        <w:t xml:space="preserve">Answer: a</w:t>
       </w:r>
     </w:p>
     <w:p>
-      <w:pPr>
-        <w:spacing w:after="0" w:before="0"/>
-      </w:pPr>
       <w:r>
-        <w:rPr>
-          <w:b w:val="0"/>
-          <w:sz w:val="21"/>
-        </w:rPr>
-        <w:t>Solution: The vaccine that should be given soon after birth is the Hepatitis B vaccine (option B). The Hep-B vaccine provides protection against the Hepatitis B virus, which can cause liver disease and chronic infection. Administering the Hep-B vaccine shortly after birth helps to prevent vertical transmission of the virus from an infected mother to her newborn. The first dose of the vaccine is typically given within 24 hours of birth or during the first few weeks of life. Subsequent doses are given according to the recommended vaccination schedule. Vaccinating newborns against Hepatitis B is an effective strategy to prevent infection and its long-term complications.</w:t>
+        <w:t xml:space="preserve">Solution: Cast discharge teaching — report neurovascular changes, keep the cast dry, avoid inserting objects, and attend follow-up X-rays.</w:t>
       </w:r>
     </w:p>
     <w:p>
-      <w:pPr>
-        <w:spacing w:after="0" w:before="0"/>
-      </w:pPr>
       <w:r>
-        <w:rPr>
-          <w:b w:val="0"/>
-          <w:sz w:val="20"/>
-        </w:rPr>
-        <w:t>Positive Marks: 1</w:t>
+        <w:t xml:space="preserve">Positive Marks: 1</w:t>
       </w:r>
     </w:p>
     <w:p>
-      <w:pPr>
-        <w:spacing w:after="160" w:before="0"/>
-      </w:pPr>
       <w:r>
-        <w:rPr>
-          <w:b w:val="0"/>
-          <w:sz w:val="20"/>
-        </w:rPr>
-        <w:t>Negative Marks: 0.25</w:t>
+        <w:t xml:space="preserve">Negative Marks: 0.25</w:t>
       </w:r>
     </w:p>
     <w:p>
-      <w:pPr>
-        <w:spacing w:after="20" w:before="120"/>
-      </w:pPr>
       <w:r>
-        <w:rPr>
-          <w:b/>
-          <w:sz w:val="22"/>
-        </w:rPr>
-        <w:t>Question: The nurse is preparing to administer a viscous, irritating drug by IM injection. Which technique is most appropriate?</w:t>
+        <w:t xml:space="preserve">Question: The normal serum sodium level is:</w:t>
       </w:r>
     </w:p>
     <w:p>
-      <w:pPr>
-        <w:spacing w:after="0" w:before="0"/>
-      </w:pPr>
       <w:r>
-        <w:rPr>
-          <w:b w:val="0"/>
-          <w:sz w:val="22"/>
-        </w:rPr>
-        <w:t>(a) Use the air-lock technique with a 45° angle</w:t>
+        <w:t xml:space="preserve">(a) 135–145 mEq/L</w:t>
       </w:r>
     </w:p>
     <w:p>
-      <w:pPr>
-        <w:spacing w:after="0" w:before="0"/>
-      </w:pPr>
       <w:r>
-        <w:rPr>
-          <w:b w:val="0"/>
-          <w:sz w:val="22"/>
-        </w:rPr>
-        <w:t>(b) Use the Z-track method</w:t>
+        <w:t xml:space="preserve">(b) 115–125 mEq/L</w:t>
       </w:r>
     </w:p>
     <w:p>
-      <w:pPr>
-        <w:spacing w:after="0" w:before="0"/>
-      </w:pPr>
       <w:r>
-        <w:rPr>
-          <w:b w:val="0"/>
-          <w:sz w:val="22"/>
-        </w:rPr>
-        <w:t>(c) Aspirate and inject rapidly</w:t>
+        <w:t xml:space="preserve">(c) 155–165 mEq/L</w:t>
       </w:r>
     </w:p>
     <w:p>
-      <w:pPr>
-        <w:spacing w:after="0" w:before="0"/>
-      </w:pPr>
       <w:r>
-        <w:rPr>
-          <w:b w:val="0"/>
-          <w:sz w:val="22"/>
-        </w:rPr>
-        <w:t>(d) Inject 2 mL into the deltoid</w:t>
+        <w:t xml:space="preserve">(d) 170–180 mEq/L</w:t>
       </w:r>
     </w:p>
     <w:p>
-      <w:pPr>
-        <w:spacing w:after="0" w:before="40"/>
-      </w:pPr>
       <w:r>
-        <w:rPr>
-          <w:b/>
-          <w:sz w:val="22"/>
-        </w:rPr>
-        <w:t>Answer: b</w:t>
+        <w:t xml:space="preserve">Answer: a</w:t>
       </w:r>
     </w:p>
     <w:p>
-      <w:pPr>
-        <w:spacing w:after="0" w:before="0"/>
-      </w:pPr>
       <w:r>
-        <w:rPr>
-          <w:b w:val="0"/>
-          <w:sz w:val="21"/>
-        </w:rPr>
-        <w:t>Solution: Z-track injection seals the drug track and prevents leakage of irritating drugs into subcutaneous tissue; the ventrogluteal site is preferred for such drugs.</w:t>
+        <w:t xml:space="preserve">Solution: Normal sodium is 135–145 mEq/L — the major extracellular cation regulating water balance.</w:t>
       </w:r>
     </w:p>
     <w:p>
-      <w:pPr>
-        <w:spacing w:after="0" w:before="0"/>
-      </w:pPr>
       <w:r>
-        <w:rPr>
-          <w:b w:val="0"/>
-          <w:sz w:val="20"/>
-        </w:rPr>
-        <w:t>Positive Marks: 1</w:t>
+        <w:t xml:space="preserve">Positive Marks: 1</w:t>
       </w:r>
     </w:p>
     <w:p>
-      <w:pPr>
-        <w:spacing w:after="160" w:before="0"/>
-      </w:pPr>
       <w:r>
-        <w:rPr>
-          <w:b w:val="0"/>
-          <w:sz w:val="20"/>
-        </w:rPr>
-        <w:t>Negative Marks: 0.25</w:t>
+        <w:t xml:space="preserve">Negative Marks: 0.25</w:t>
       </w:r>
     </w:p>
     <w:p>
-      <w:pPr>
-        <w:spacing w:after="20" w:before="120"/>
-      </w:pPr>
       <w:r>
-        <w:rPr>
-          <w:b/>
-          <w:sz w:val="22"/>
-        </w:rPr>
-        <w:t>Question: Electroconvulsive therapy (ECT) is most commonly indicated in:</w:t>
+        <w:t xml:space="preserve"/>
       </w:r>
     </w:p>
     <w:p>
-      <w:pPr>
-        <w:spacing w:after="0" w:before="0"/>
-      </w:pPr>
       <w:r>
-        <w:rPr>
-          <w:b w:val="0"/>
-          <w:sz w:val="22"/>
-        </w:rPr>
-        <w:t>(a) Mild anxiety</w:t>
+        <w:t xml:space="preserve">Question: The nurse is caring for a patient with a tracheostomy. Which action is correct for suctioning?</w:t>
       </w:r>
     </w:p>
     <w:p>
-      <w:pPr>
-        <w:spacing w:after="0" w:before="0"/>
-      </w:pPr>
       <w:r>
-        <w:rPr>
-          <w:b w:val="0"/>
-          <w:sz w:val="22"/>
-        </w:rPr>
-        <w:t>(b) Severe depression with suicidal risk</w:t>
+        <w:t xml:space="preserve">(a) Pre-oxygenate and suction for no more than 10–15 seconds</w:t>
       </w:r>
     </w:p>
     <w:p>
-      <w:pPr>
-        <w:spacing w:after="0" w:before="0"/>
-      </w:pPr>
       <w:r>
-        <w:rPr>
-          <w:b w:val="0"/>
-          <w:sz w:val="22"/>
-        </w:rPr>
-        <w:t>(c) Somatoform disorder</w:t>
+        <w:t xml:space="preserve">(b) Suction continuously for 2 minutes</w:t>
       </w:r>
     </w:p>
     <w:p>
-      <w:pPr>
-        <w:spacing w:after="0" w:before="0"/>
-      </w:pPr>
       <w:r>
-        <w:rPr>
-          <w:b w:val="0"/>
-          <w:sz w:val="22"/>
-        </w:rPr>
-        <w:t>(d) Simple phobia</w:t>
+        <w:t xml:space="preserve">(c) Suction on a fixed schedule</w:t>
       </w:r>
     </w:p>
     <w:p>
-      <w:pPr>
-        <w:spacing w:after="0" w:before="40"/>
-      </w:pPr>
       <w:r>
-        <w:rPr>
-          <w:b/>
-          <w:sz w:val="22"/>
-        </w:rPr>
-        <w:t>Answer: b</w:t>
+        <w:t xml:space="preserve">(d) Use a dirty catheter</w:t>
       </w:r>
     </w:p>
     <w:p>
-      <w:pPr>
-        <w:spacing w:after="0" w:before="0"/>
-      </w:pPr>
       <w:r>
-        <w:rPr>
-          <w:b w:val="0"/>
-          <w:sz w:val="21"/>
-        </w:rPr>
-        <w:t>Solution: ECT is used in severe, resistant depression, especially with suicidal risk, and in catatonia.</w:t>
+        <w:t xml:space="preserve">Answer: a</w:t>
       </w:r>
     </w:p>
     <w:p>
-      <w:pPr>
-        <w:spacing w:after="0" w:before="0"/>
-      </w:pPr>
       <w:r>
-        <w:rPr>
-          <w:b w:val="0"/>
-          <w:sz w:val="20"/>
-        </w:rPr>
-        <w:t>Positive Marks: 1</w:t>
+        <w:t xml:space="preserve">Solution: Tracheal suctioning — pre-oxygenation, suction limited to 10–15 seconds per pass, and as needed (not routine). This prevents hypoxia and mucosal injury.</w:t>
       </w:r>
     </w:p>
     <w:p>
-      <w:pPr>
-        <w:spacing w:after="160" w:before="0"/>
-      </w:pPr>
       <w:r>
-        <w:rPr>
-          <w:b w:val="0"/>
-          <w:sz w:val="20"/>
-        </w:rPr>
-        <w:t>Negative Marks: 0.25</w:t>
+        <w:t xml:space="preserve">Positive Marks: 1</w:t>
       </w:r>
     </w:p>
     <w:p>
-      <w:pPr>
-        <w:spacing w:after="20" w:before="120"/>
-      </w:pPr>
       <w:r>
-        <w:rPr>
-          <w:b/>
-          <w:sz w:val="22"/>
-        </w:rPr>
-        <w:t>Question: Which hormonal contraceptive method should not be used in breast feeding mother?</w:t>
+        <w:t xml:space="preserve">Negative Marks: 0.25</w:t>
       </w:r>
     </w:p>
     <w:p>
-      <w:pPr>
-        <w:spacing w:after="0" w:before="0"/>
-      </w:pPr>
       <w:r>
-        <w:rPr>
-          <w:b w:val="0"/>
-          <w:sz w:val="22"/>
-        </w:rPr>
-        <w:t>(a) None</w:t>
+        <w:t xml:space="preserve"/>
       </w:r>
     </w:p>
     <w:p>
-      <w:pPr>
-        <w:spacing w:after="0" w:before="0"/>
-      </w:pPr>
       <w:r>
-        <w:rPr>
-          <w:b w:val="0"/>
-          <w:sz w:val="22"/>
-        </w:rPr>
-        <w:t>(b) Combined OCP</w:t>
+        <w:t xml:space="preserve">Question: A patient with acute glomerulonephritis has hematuria and oliguria. The nurse should:</w:t>
       </w:r>
     </w:p>
     <w:p>
-      <w:pPr>
-        <w:spacing w:after="0" w:before="0"/>
-      </w:pPr>
       <w:r>
-        <w:rPr>
-          <w:b w:val="0"/>
-          <w:sz w:val="22"/>
-        </w:rPr>
-        <w:t>(c) Mini pills</w:t>
+        <w:t xml:space="preserve">(a) Monitor urine output, BP, and electrolytes; restrict fluids/sodium</w:t>
       </w:r>
     </w:p>
     <w:p>
-      <w:pPr>
-        <w:spacing w:after="0" w:before="0"/>
-      </w:pPr>
       <w:r>
-        <w:rPr>
-          <w:b w:val="0"/>
-          <w:sz w:val="22"/>
-        </w:rPr>
-        <w:t>(d) DMPAA</w:t>
+        <w:t xml:space="preserve">(b) Encourage free fluids</w:t>
       </w:r>
     </w:p>
     <w:p>
-      <w:pPr>
-        <w:spacing w:after="0" w:before="40"/>
-      </w:pPr>
       <w:r>
-        <w:rPr>
-          <w:b/>
-          <w:sz w:val="22"/>
-        </w:rPr>
-        <w:t>Answer: b</w:t>
+        <w:t xml:space="preserve">(c) Give a high-salt diet</w:t>
       </w:r>
     </w:p>
     <w:p>
-      <w:pPr>
-        <w:spacing w:after="0" w:before="0"/>
-      </w:pPr>
       <w:r>
-        <w:rPr>
-          <w:b w:val="0"/>
-          <w:sz w:val="21"/>
-        </w:rPr>
-        <w:t>Solution: The hormonal contraceptive method that should not be used in breastfeeding mothers is combined oral contraceptive pills (OCP) (option b). Combined OCP contains synthetic forms of estrogen and progestin hormones, which can potentially reduce milk production and affect the composition of breast milk. It is generally recommended to avoid combined OCP during the early postpartum period, especially if exclusive breastfeeding is practiced. However, there are other hormonal contraceptive options that can be used safely during breastfeeding, such as mini pills (progestin-only pills) or long-acting reversible contraceptives like the progestin-only implant or injectables. The choice of contraceptive method should be discussed with a healthcare provider, considering individual circumstances and preferences.</w:t>
+        <w:t xml:space="preserve">(d) Ignore the findings</w:t>
       </w:r>
     </w:p>
     <w:p>
-      <w:pPr>
-        <w:spacing w:after="0" w:before="0"/>
-      </w:pPr>
       <w:r>
-        <w:rPr>
-          <w:b w:val="0"/>
-          <w:sz w:val="20"/>
-        </w:rPr>
-        <w:t>Positive Marks: 1</w:t>
+        <w:t xml:space="preserve">Answer: a</w:t>
       </w:r>
     </w:p>
     <w:p>
-      <w:pPr>
-        <w:spacing w:after="160" w:before="0"/>
-      </w:pPr>
       <w:r>
-        <w:rPr>
-          <w:b w:val="0"/>
-          <w:sz w:val="20"/>
-        </w:rPr>
-        <w:t>Negative Marks: 0.25</w:t>
+        <w:t xml:space="preserve">Solution: Acute glomerulonephritis — monitoring of urine output, BP, weight, and electrolytes with sodium/fluid restriction; diuretics/antihypertensives as ordered. Severe oliguria risks fluid overload and hyperkalemia.</w:t>
       </w:r>
     </w:p>
     <w:p>
-      <w:pPr>
-        <w:spacing w:after="20" w:before="120"/>
-      </w:pPr>
       <w:r>
-        <w:rPr>
-          <w:b/>
-          <w:sz w:val="22"/>
-        </w:rPr>
-        <w:t>Question: The priority nursing intervention for a patient with a head injury is:</w:t>
+        <w:t xml:space="preserve">Positive Marks: 1</w:t>
       </w:r>
     </w:p>
     <w:p>
-      <w:pPr>
-        <w:spacing w:after="0" w:before="0"/>
-      </w:pPr>
       <w:r>
-        <w:rPr>
-          <w:b w:val="0"/>
-          <w:sz w:val="22"/>
-        </w:rPr>
-        <w:t>(a) Measuring intake and output</w:t>
+        <w:t xml:space="preserve">Negative Marks: 0.25</w:t>
       </w:r>
     </w:p>
     <w:p>
-      <w:pPr>
-        <w:spacing w:after="0" w:before="0"/>
-      </w:pPr>
       <w:r>
-        <w:rPr>
-          <w:b w:val="0"/>
-          <w:sz w:val="22"/>
-        </w:rPr>
-        <w:t>(b) Maintaining a patent airway</w:t>
+        <w:t xml:space="preserve"/>
       </w:r>
     </w:p>
     <w:p>
-      <w:pPr>
-        <w:spacing w:after="0" w:before="0"/>
-      </w:pPr>
       <w:r>
-        <w:rPr>
-          <w:b w:val="0"/>
-          <w:sz w:val="22"/>
-        </w:rPr>
-        <w:t>(c) Elevating the foot end</w:t>
+        <w:t xml:space="preserve">Question: A patient at 30 weeks of gestation is being screened for anemia. The nurse should teach the patient to:</w:t>
       </w:r>
     </w:p>
     <w:p>
-      <w:pPr>
-        <w:spacing w:after="0" w:before="0"/>
-      </w:pPr>
       <w:r>
-        <w:rPr>
-          <w:b w:val="0"/>
-          <w:sz w:val="22"/>
-        </w:rPr>
-        <w:t>(d) Administering analgesics</w:t>
+        <w:t xml:space="preserve">(a) Take iron-folic acid supplements daily and eat iron-rich foods</w:t>
       </w:r>
     </w:p>
     <w:p>
-      <w:pPr>
-        <w:spacing w:after="0" w:before="40"/>
-      </w:pPr>
       <w:r>
-        <w:rPr>
-          <w:b/>
-          <w:sz w:val="22"/>
-        </w:rPr>
-        <w:t>Answer: b</w:t>
+        <w:t xml:space="preserve">(b) Stop iron supplements</w:t>
       </w:r>
     </w:p>
     <w:p>
-      <w:pPr>
-        <w:spacing w:after="0" w:before="0"/>
-      </w:pPr>
       <w:r>
-        <w:rPr>
-          <w:b w:val="0"/>
-          <w:sz w:val="21"/>
-        </w:rPr>
-        <w:t>Solution: Airway maintenance is the priority in head injury to prevent hypoxia and further brain damage.</w:t>
+        <w:t xml:space="preserve">(c) Drink tea with meals</w:t>
       </w:r>
     </w:p>
     <w:p>
-      <w:pPr>
-        <w:spacing w:after="0" w:before="0"/>
-      </w:pPr>
       <w:r>
-        <w:rPr>
-          <w:b w:val="0"/>
-          <w:sz w:val="20"/>
-        </w:rPr>
-        <w:t>Positive Marks: 1</w:t>
+        <w:t xml:space="preserve">(d) Skip antenatal visits</w:t>
       </w:r>
     </w:p>
     <w:p>
-      <w:pPr>
-        <w:spacing w:after="160" w:before="0"/>
-      </w:pPr>
       <w:r>
-        <w:rPr>
-          <w:b w:val="0"/>
-          <w:sz w:val="20"/>
-        </w:rPr>
-        <w:t>Negative Marks: 0.25</w:t>
+        <w:t xml:space="preserve">Answer: a</w:t>
       </w:r>
     </w:p>
     <w:p>
-      <w:pPr>
-        <w:spacing w:after="20" w:before="120"/>
-      </w:pPr>
       <w:r>
-        <w:rPr>
-          <w:b/>
-          <w:sz w:val="22"/>
-        </w:rPr>
-        <w:t>Question: The assessment of acute malnutrition in childern is</w:t>
+        <w:t xml:space="preserve">Solution: Antenatal iron-folic acid supplementation (per schedule), iron-rich foods, and vitamin C enhance hemoglobin — preventing anemia of pregnancy.</w:t>
       </w:r>
     </w:p>
     <w:p>
-      <w:pPr>
-        <w:spacing w:after="0" w:before="0"/>
-      </w:pPr>
       <w:r>
-        <w:rPr>
-          <w:b w:val="0"/>
-          <w:sz w:val="22"/>
-        </w:rPr>
-        <w:t>(a) Height</w:t>
+        <w:t xml:space="preserve">Positive Marks: 1</w:t>
       </w:r>
     </w:p>
     <w:p>
-      <w:pPr>
-        <w:spacing w:after="0" w:before="0"/>
-      </w:pPr>
       <w:r>
-        <w:rPr>
-          <w:b w:val="0"/>
-          <w:sz w:val="22"/>
-        </w:rPr>
-        <w:t>(b) Weight for Height</w:t>
+        <w:t xml:space="preserve">Negative Marks: 0.25</w:t>
       </w:r>
     </w:p>
     <w:p>
-      <w:pPr>
-        <w:spacing w:after="0" w:before="0"/>
-      </w:pPr>
       <w:r>
-        <w:rPr>
-          <w:b w:val="0"/>
-          <w:sz w:val="22"/>
-        </w:rPr>
-        <w:t>(c) BMI</w:t>
+        <w:t xml:space="preserve"/>
       </w:r>
     </w:p>
     <w:p>
-      <w:pPr>
-        <w:spacing w:after="0" w:before="0"/>
-      </w:pPr>
       <w:r>
-        <w:rPr>
-          <w:b w:val="0"/>
-          <w:sz w:val="22"/>
-        </w:rPr>
-        <w:t>(d) Weight</w:t>
+        <w:t xml:space="preserve">Question: A 4-year-old child with acute otitis media is being treated. The nurse should teach the parents that:</w:t>
       </w:r>
     </w:p>
     <w:p>
-      <w:pPr>
-        <w:spacing w:after="0" w:before="40"/>
-      </w:pPr>
       <w:r>
-        <w:rPr>
-          <w:b/>
-          <w:sz w:val="22"/>
-        </w:rPr>
-        <w:t>Answer: b</w:t>
+        <w:t xml:space="preserve">(a) The full antibiotic course must be completed</w:t>
       </w:r>
     </w:p>
     <w:p>
-      <w:pPr>
-        <w:spacing w:after="0" w:before="0"/>
-      </w:pPr>
       <w:r>
-        <w:rPr>
-          <w:b w:val="0"/>
-          <w:sz w:val="21"/>
-        </w:rPr>
-        <w:t>Solution: The assessment of acute malnutrition in children is commonly done using weight for height measurements. Acute malnutrition refers to the rapid onset of nutritional deficiency and is characterized by wasting or a significant decrease in body weight. Weight for height is a commonly used anthropometric index to assess acute malnutrition in children. It compares the child's weight to their height and provides an indication of their nutritional status. Various growth charts, such as the World Health Organization (WHO) growth standards or Centers for Disease Control and Prevention (CDC) growth charts, can be used to determine the appropriate weight-for-height percentile and identify malnourished children who may require intervention.</w:t>
+        <w:t xml:space="preserve">(b) Antibiotics are stopped when pain resolves</w:t>
       </w:r>
     </w:p>
     <w:p>
-      <w:pPr>
-        <w:spacing w:after="0" w:before="0"/>
-      </w:pPr>
       <w:r>
-        <w:rPr>
-          <w:b w:val="0"/>
-          <w:sz w:val="20"/>
-        </w:rPr>
-        <w:t>Positive Marks: 1</w:t>
+        <w:t xml:space="preserve">(c) Oil is instilled in the ear</w:t>
       </w:r>
     </w:p>
     <w:p>
-      <w:pPr>
-        <w:spacing w:after="160" w:before="0"/>
-      </w:pPr>
       <w:r>
-        <w:rPr>
-          <w:b w:val="0"/>
-          <w:sz w:val="20"/>
-        </w:rPr>
-        <w:t>Negative Marks: 0.25</w:t>
+        <w:t xml:space="preserve">(d) Aspirin is given</w:t>
       </w:r>
     </w:p>
     <w:p>
-      <w:pPr>
-        <w:spacing w:after="20" w:before="120"/>
-      </w:pPr>
       <w:r>
-        <w:rPr>
-          <w:b/>
-          <w:sz w:val="22"/>
-        </w:rPr>
-        <w:t>Question: Copper T 380 is effective for how many years as contraceptive?</w:t>
+        <w:t xml:space="preserve">Answer: a</w:t>
       </w:r>
     </w:p>
     <w:p>
-      <w:pPr>
-        <w:spacing w:after="0" w:before="0"/>
-      </w:pPr>
       <w:r>
-        <w:rPr>
-          <w:b w:val="0"/>
-          <w:sz w:val="22"/>
-        </w:rPr>
-        <w:t>(a) 5 years</w:t>
+        <w:t xml:space="preserve">Solution: Otitis media — full antibiotics, follow-up, and avoiding aspirin (Reye's syndrome) and un-prescribed ear drops. The nurse monitors for hearing issues and complications.</w:t>
       </w:r>
     </w:p>
     <w:p>
-      <w:pPr>
-        <w:spacing w:after="0" w:before="0"/>
-      </w:pPr>
       <w:r>
-        <w:rPr>
-          <w:b w:val="0"/>
-          <w:sz w:val="22"/>
-        </w:rPr>
-        <w:t>(b) 10 years</w:t>
+        <w:t xml:space="preserve">Positive Marks: 1</w:t>
       </w:r>
     </w:p>
     <w:p>
-      <w:pPr>
-        <w:spacing w:after="0" w:before="0"/>
-      </w:pPr>
       <w:r>
-        <w:rPr>
-          <w:b w:val="0"/>
-          <w:sz w:val="22"/>
-        </w:rPr>
-        <w:t>(c) 7 years</w:t>
+        <w:t xml:space="preserve">Negative Marks: 0.25</w:t>
       </w:r>
     </w:p>
     <w:p>
-      <w:pPr>
-        <w:spacing w:after="0" w:before="0"/>
-      </w:pPr>
       <w:r>
-        <w:rPr>
-          <w:b w:val="0"/>
-          <w:sz w:val="22"/>
-        </w:rPr>
-        <w:t>(d) 3 years</w:t>
+        <w:t xml:space="preserve"/>
       </w:r>
     </w:p>
     <w:p>
-      <w:pPr>
-        <w:spacing w:after="0" w:before="40"/>
-      </w:pPr>
       <w:r>
-        <w:rPr>
-          <w:b/>
-          <w:sz w:val="22"/>
-        </w:rPr>
-        <w:t>Answer: b</w:t>
+        <w:t xml:space="preserve">Question: A patient with bipolar disorder is being started on valproate. The nurse should monitor for:</w:t>
       </w:r>
     </w:p>
     <w:p>
-      <w:pPr>
-        <w:spacing w:after="0" w:before="0"/>
-      </w:pPr>
       <w:r>
-        <w:rPr>
-          <w:b w:val="0"/>
-          <w:sz w:val="21"/>
-        </w:rPr>
-        <w:t>Solution: Copper T 380A is an intrauterine contraceptive device effective for 10 years.</w:t>
+        <w:t xml:space="preserve">(a) Liver function and platelet count</w:t>
       </w:r>
     </w:p>
     <w:p>
-      <w:pPr>
-        <w:spacing w:after="0" w:before="0"/>
-      </w:pPr>
       <w:r>
-        <w:rPr>
-          <w:b w:val="0"/>
-          <w:sz w:val="20"/>
-        </w:rPr>
-        <w:t>Positive Marks: 1</w:t>
+        <w:t xml:space="preserve">(b) Only weight</w:t>
       </w:r>
     </w:p>
     <w:p>
-      <w:pPr>
-        <w:spacing w:after="160" w:before="0"/>
-      </w:pPr>
       <w:r>
-        <w:rPr>
-          <w:b w:val="0"/>
-          <w:sz w:val="20"/>
-        </w:rPr>
-        <w:t>Negative Marks: 0.25</w:t>
+        <w:t xml:space="preserve">(c) Only glucose</w:t>
       </w:r>
     </w:p>
     <w:p>
-      <w:pPr>
-        <w:spacing w:after="20" w:before="120"/>
-      </w:pPr>
       <w:r>
-        <w:rPr>
-          <w:b/>
-          <w:sz w:val="22"/>
-        </w:rPr>
-        <w:t>Question: The relation between the fetal presenting part and meternal pelvis is known as?</w:t>
+        <w:t xml:space="preserve">(d) Only temperature</w:t>
       </w:r>
     </w:p>
     <w:p>
-      <w:pPr>
-        <w:spacing w:after="0" w:before="0"/>
-      </w:pPr>
       <w:r>
-        <w:rPr>
-          <w:b w:val="0"/>
-          <w:sz w:val="22"/>
-        </w:rPr>
-        <w:t>(a) Lie</w:t>
+        <w:t xml:space="preserve">Answer: a</w:t>
       </w:r>
     </w:p>
     <w:p>
-      <w:pPr>
-        <w:spacing w:after="0" w:before="0"/>
-      </w:pPr>
       <w:r>
-        <w:rPr>
-          <w:b w:val="0"/>
-          <w:sz w:val="22"/>
-        </w:rPr>
-        <w:t>(b) Station</w:t>
+        <w:t xml:space="preserve">Solution: Valproate (mood stabilizer) — the nurse monitors liver enzymes, platelet count, and drug levels (therapeutic 50–100 mcg/mL). It is used in acute mania and maintenance.</w:t>
       </w:r>
     </w:p>
     <w:p>
-      <w:pPr>
-        <w:spacing w:after="0" w:before="0"/>
-      </w:pPr>
       <w:r>
-        <w:rPr>
-          <w:b w:val="0"/>
-          <w:sz w:val="22"/>
-        </w:rPr>
-        <w:t>(c) Attitude</w:t>
+        <w:t xml:space="preserve">Positive Marks: 1</w:t>
       </w:r>
     </w:p>
     <w:p>
-      <w:pPr>
-        <w:spacing w:after="0" w:before="0"/>
-      </w:pPr>
       <w:r>
-        <w:rPr>
-          <w:b w:val="0"/>
-          <w:sz w:val="22"/>
-        </w:rPr>
-        <w:t>(d) Position</w:t>
+        <w:t xml:space="preserve">Negative Marks: 0.25</w:t>
       </w:r>
     </w:p>
     <w:p>
-      <w:pPr>
-        <w:spacing w:after="0" w:before="40"/>
-      </w:pPr>
       <w:r>
-        <w:rPr>
-          <w:b/>
-          <w:sz w:val="22"/>
-        </w:rPr>
-        <w:t>Answer: d</w:t>
+        <w:t xml:space="preserve"/>
       </w:r>
     </w:p>
     <w:p>
-      <w:pPr>
-        <w:spacing w:after="0" w:before="0"/>
-      </w:pPr>
       <w:r>
-        <w:rPr>
-          <w:b w:val="0"/>
-          <w:sz w:val="21"/>
-        </w:rPr>
-        <w:t>Solution: Position is the relationship of the fetal presenting part (reference point such as occiput) to the right or left side of the maternal pelvis.</w:t>
+        <w:t xml:space="preserve">Question: The "Pradhan Mantri Bhartiya Janaushadhi Kendra" medicines are manufactured by:</w:t>
       </w:r>
     </w:p>
     <w:p>
-      <w:pPr>
-        <w:spacing w:after="0" w:before="0"/>
-      </w:pPr>
       <w:r>
-        <w:rPr>
-          <w:b w:val="0"/>
-          <w:sz w:val="20"/>
-        </w:rPr>
-        <w:t>Positive Marks: 1</w:t>
+        <w:t xml:space="preserve">(a) Quality-approved pharmaceutical manufacturers (including PSUs)</w:t>
       </w:r>
     </w:p>
     <w:p>
-      <w:pPr>
-        <w:spacing w:after="160" w:before="0"/>
-      </w:pPr>
       <w:r>
-        <w:rPr>
-          <w:b w:val="0"/>
-          <w:sz w:val="20"/>
-        </w:rPr>
-        <w:t>Negative Marks: 0.25</w:t>
+        <w:t xml:space="preserve">(b) Unlicensed units</w:t>
       </w:r>
     </w:p>
     <w:p>
-      <w:pPr>
-        <w:spacing w:after="20" w:before="120"/>
-      </w:pPr>
       <w:r>
-        <w:rPr>
-          <w:b/>
-          <w:sz w:val="22"/>
-        </w:rPr>
-        <w:t>Question: The earliest sign of hypovolaemic shock is:</w:t>
+        <w:t xml:space="preserve">(c) Foreign-only units</w:t>
       </w:r>
     </w:p>
     <w:p>
-      <w:pPr>
-        <w:spacing w:after="0" w:before="0"/>
-      </w:pPr>
       <w:r>
-        <w:rPr>
-          <w:b w:val="0"/>
-          <w:sz w:val="22"/>
-        </w:rPr>
-        <w:t>(a) Tachycardia</w:t>
+        <w:t xml:space="preserve">(d) No one</w:t>
       </w:r>
     </w:p>
     <w:p>
-      <w:pPr>
-        <w:spacing w:after="0" w:before="0"/>
-      </w:pPr>
       <w:r>
-        <w:rPr>
-          <w:b w:val="0"/>
-          <w:sz w:val="22"/>
-        </w:rPr>
-        <w:t>(b) Cyanosis</w:t>
+        <w:t xml:space="preserve">Answer: a</w:t>
       </w:r>
     </w:p>
     <w:p>
-      <w:pPr>
-        <w:spacing w:after="0" w:before="0"/>
-      </w:pPr>
       <w:r>
-        <w:rPr>
-          <w:b w:val="0"/>
-          <w:sz w:val="22"/>
-        </w:rPr>
-        <w:t>(c) Oliguria</w:t>
+        <w:t xml:space="preserve">Solution: Jan Aushadhi medicines are manufactured by quality-approved units — including public sector companies (PSUs) — meeting regulatory standards.</w:t>
       </w:r>
     </w:p>
     <w:p>
-      <w:pPr>
-        <w:spacing w:after="0" w:before="0"/>
-      </w:pPr>
       <w:r>
-        <w:rPr>
-          <w:b w:val="0"/>
-          <w:sz w:val="22"/>
-        </w:rPr>
-        <w:t>(d) Falling blood pressure</w:t>
+        <w:t xml:space="preserve">Positive Marks: 1</w:t>
       </w:r>
     </w:p>
     <w:p>
-      <w:pPr>
-        <w:spacing w:after="0" w:before="40"/>
-      </w:pPr>
       <w:r>
-        <w:rPr>
-          <w:b/>
-          <w:sz w:val="22"/>
-        </w:rPr>
-        <w:t>Answer: a</w:t>
+        <w:t xml:space="preserve">Negative Marks: 0.25</w:t>
       </w:r>
     </w:p>
     <w:p>
-      <w:pPr>
-        <w:spacing w:after="0" w:before="0"/>
-      </w:pPr>
       <w:r>
-        <w:rPr>
-          <w:b w:val="0"/>
-          <w:sz w:val="21"/>
-        </w:rPr>
-        <w:t>Solution: Tachycardia is an early compensatory sign of hypovolaemia; hypotension appears later.</w:t>
+        <w:t xml:space="preserve"/>
       </w:r>
     </w:p>
     <w:p>
-      <w:pPr>
-        <w:spacing w:after="0" w:before="0"/>
-      </w:pPr>
       <w:r>
-        <w:rPr>
-          <w:b w:val="0"/>
-          <w:sz w:val="20"/>
-        </w:rPr>
-        <w:t>Positive Marks: 1</w:t>
+        <w:t xml:space="preserve">Question: The nurse is to give 0.6 g of a medication. The vial contains 150 mg/mL. The volume to give is:</w:t>
       </w:r>
     </w:p>
     <w:p>
-      <w:pPr>
-        <w:spacing w:after="160" w:before="0"/>
-      </w:pPr>
       <w:r>
-        <w:rPr>
-          <w:b w:val="0"/>
-          <w:sz w:val="20"/>
-        </w:rPr>
-        <w:t>Negative Marks: 0.25</w:t>
+        <w:t xml:space="preserve">(a) 3 mL</w:t>
       </w:r>
     </w:p>
     <w:p>
-      <w:pPr>
-        <w:spacing w:after="20" w:before="120"/>
-      </w:pPr>
       <w:r>
-        <w:rPr>
-          <w:b/>
-          <w:sz w:val="22"/>
-        </w:rPr>
-        <w:t>Question: Which finding indicates that a client in labor has entered the SECOND stage of labor?</w:t>
+        <w:t xml:space="preserve">(b) 4 mL</w:t>
       </w:r>
     </w:p>
     <w:p>
-      <w:pPr>
-        <w:spacing w:after="0" w:before="0"/>
-      </w:pPr>
       <w:r>
-        <w:rPr>
-          <w:b w:val="0"/>
-          <w:sz w:val="22"/>
-        </w:rPr>
-        <w:t>(a) Complete cervical dilatation (10 cm)</w:t>
+        <w:t xml:space="preserve">(c) 5 mL</w:t>
       </w:r>
     </w:p>
     <w:p>
-      <w:pPr>
-        <w:spacing w:after="0" w:before="0"/>
-      </w:pPr>
       <w:r>
-        <w:rPr>
-          <w:b w:val="0"/>
-          <w:sz w:val="22"/>
-        </w:rPr>
-        <w:t>(b) Rupture of the membranes</w:t>
+        <w:t xml:space="preserve">(d) 6 mL</w:t>
       </w:r>
     </w:p>
     <w:p>
-      <w:pPr>
-        <w:spacing w:after="0" w:before="0"/>
-      </w:pPr>
       <w:r>
-        <w:rPr>
-          <w:b w:val="0"/>
-          <w:sz w:val="22"/>
-        </w:rPr>
-        <w:t>(c) Onset of regular contractions</w:t>
+        <w:t xml:space="preserve">Answer: b</w:t>
       </w:r>
     </w:p>
     <w:p>
-      <w:pPr>
-        <w:spacing w:after="0" w:before="0"/>
-      </w:pPr>
       <w:r>
-        <w:rPr>
-          <w:b w:val="0"/>
-          <w:sz w:val="22"/>
-        </w:rPr>
-        <w:t>(d) Expulsion of the placenta</w:t>
+        <w:t xml:space="preserve">Solution: 0.6 g = 600 mg. Volume = 600 ÷ 150 = 4 mL.</w:t>
       </w:r>
     </w:p>
     <w:p>
-      <w:pPr>
-        <w:spacing w:after="0" w:before="40"/>
-      </w:pPr>
       <w:r>
-        <w:rPr>
-          <w:b/>
-          <w:sz w:val="22"/>
-        </w:rPr>
-        <w:t>Answer: a</w:t>
+        <w:t xml:space="preserve">Positive Marks: 1</w:t>
       </w:r>
     </w:p>
     <w:p>
-      <w:pPr>
-        <w:spacing w:after="0" w:before="0"/>
-      </w:pPr>
       <w:r>
-        <w:rPr>
-          <w:b w:val="0"/>
-          <w:sz w:val="21"/>
-        </w:rPr>
-        <w:t>Solution: The second stage begins with complete cervical dilatation and ends with delivery of the baby; expulsion of the placenta marks the end of the third stage.</w:t>
+        <w:t xml:space="preserve">Negative Marks: 0.25</w:t>
       </w:r>
     </w:p>
     <w:p>
-      <w:pPr>
-        <w:spacing w:after="0" w:before="0"/>
-      </w:pPr>
       <w:r>
-        <w:rPr>
-          <w:b w:val="0"/>
-          <w:sz w:val="20"/>
-        </w:rPr>
-        <w:t>Positive Marks: 1</w:t>
+        <w:t xml:space="preserve"/>
       </w:r>
     </w:p>
     <w:p>
-      <w:pPr>
-        <w:spacing w:after="160" w:before="0"/>
-      </w:pPr>
       <w:r>
-        <w:rPr>
-          <w:b w:val="0"/>
-          <w:sz w:val="20"/>
-        </w:rPr>
-        <w:t>Negative Marks: 0.25</w:t>
+        <w:t xml:space="preserve">Question: The normal adult temperature (rectal) is approximately:</w:t>
+      </w:r>
+    </w:p>
+    <w:p>
+      <w:r>
+        <w:t xml:space="preserve">(a) 37–37.5°C</w:t>
+      </w:r>
+    </w:p>
+    <w:p>
+      <w:r>
+        <w:t xml:space="preserve">(b) 34–35°C</w:t>
+      </w:r>
+    </w:p>
+    <w:p>
+      <w:r>
+        <w:t xml:space="preserve">(c) 39–40°C</w:t>
+      </w:r>
+    </w:p>
+    <w:p>
+      <w:r>
+        <w:t xml:space="preserve">(d) 42°C</w:t>
+      </w:r>
+    </w:p>
+    <w:p>
+      <w:r>
+        <w:t xml:space="preserve">Answer: a</w:t>
+      </w:r>
+    </w:p>
+    <w:p>
+      <w:r>
+        <w:t xml:space="preserve">Solution: Rectal temperature (closest to core) is about 37–37.5°C — roughly 0.5°C higher than oral. The nurse documents the route.</w:t>
+      </w:r>
+    </w:p>
+    <w:p>
+      <w:r>
+        <w:t xml:space="preserve">Positive Marks: 1</w:t>
+      </w:r>
+    </w:p>
+    <w:p>
+      <w:r>
+        <w:t xml:space="preserve">Negative Marks: 0.25</w:t>
+      </w:r>
+    </w:p>
+    <w:p>
+      <w:r>
+        <w:t xml:space="preserve"/>
+      </w:r>
+    </w:p>
+    <w:p>
+      <w:r>
+        <w:t xml:space="preserve">Question: A patient with a burn injury is being assessed for the extent of the burn. The head and both arms together represent:</w:t>
+      </w:r>
+    </w:p>
+    <w:p>
+      <w:r>
+        <w:t xml:space="preserve">(a) 27% TBSA</w:t>
+      </w:r>
+    </w:p>
+    <w:p>
+      <w:r>
+        <w:t xml:space="preserve">(b) 18% TBSA</w:t>
+      </w:r>
+    </w:p>
+    <w:p>
+      <w:r>
+        <w:t xml:space="preserve">(c) 9% TBSA</w:t>
+      </w:r>
+    </w:p>
+    <w:p>
+      <w:r>
+        <w:t xml:space="preserve">(d) 36% TBSA</w:t>
+      </w:r>
+    </w:p>
+    <w:p>
+      <w:r>
+        <w:t xml:space="preserve">Answer: a</w:t>
+      </w:r>
+    </w:p>
+    <w:p>
+      <w:r>
+        <w:t xml:space="preserve">Solution: Rule of nines — head 9% + each arm 9% (18%) = 27% TBSA for head and both arms.</w:t>
+      </w:r>
+    </w:p>
+    <w:p>
+      <w:r>
+        <w:t xml:space="preserve">Positive Marks: 1</w:t>
+      </w:r>
+    </w:p>
+    <w:p>
+      <w:r>
+        <w:t xml:space="preserve">Negative Marks: 0.25</w:t>
       </w:r>
     </w:p>
     <w:sectPr>
       <w:pgSz w:w="12240" w:h="15840"/>
-      <w:pgMar w:top="864" w:right="1008" w:bottom="864" w:left="1008" w:header="720" w:footer="720" w:gutter="0"/>
+      <w:pgMar w:top="1440" w:right="1800" w:bottom="1440" w:left="1800" w:header="720" w:footer="720" w:gutter="0"/>
       <w:cols w:space="720"/>
       <w:docGrid w:linePitch="360"/>
     </w:sectPr>
@@ -2535,10 +1365,6 @@
     <w:name w:val="Normal"/>
     <w:qFormat/>
     <w:rsid w:val="00FC693F"/>
-    <w:rPr>
-      <w:rFonts w:ascii="Calibri" w:hAnsi="Calibri"/>
-      <w:sz w:val="22"/>
-    </w:rPr>
   </w:style>
   <w:style w:type="paragraph" w:styleId="Header">
     <w:name w:val="header"/>
